--- a/Module 9 Assignment Summary.docx
+++ b/Module 9 Assignment Summary.docx
@@ -231,7 +231,13 @@
         <w:rPr>
           <w:rFonts w:ascii="Arial" w:hAnsi="Arial" w:cs="Arial"/>
         </w:rPr>
-        <w:t>Caretaker: XMLCaretaker</w:t>
+        <w:t xml:space="preserve">Caretaker: </w:t>
+      </w:r>
+      <w:r>
+        <w:rPr>
+          <w:rFonts w:ascii="Arial" w:hAnsi="Arial" w:cs="Arial"/>
+        </w:rPr>
+        <w:t>ValidatorCaretaker</w:t>
       </w:r>
     </w:p>
     <w:p>
@@ -252,6 +258,42 @@
           <w:rFonts w:ascii="Arial" w:hAnsi="Arial" w:cs="Arial"/>
         </w:rPr>
         <w:t>What information needs to be stored about the configuration?</w:t>
+      </w:r>
+    </w:p>
+    <w:p>
+      <w:pPr>
+        <w:pStyle w:val="ListParagraph"/>
+        <w:numPr>
+          <w:ilvl w:val="0"/>
+          <w:numId w:val="3"/>
+        </w:numPr>
+        <w:rPr>
+          <w:rFonts w:ascii="Arial" w:hAnsi="Arial" w:cs="Arial"/>
+        </w:rPr>
+      </w:pPr>
+      <w:r>
+        <w:rPr>
+          <w:rFonts w:ascii="Arial" w:hAnsi="Arial" w:cs="Arial"/>
+        </w:rPr>
+        <w:t>List of schema rules</w:t>
+      </w:r>
+    </w:p>
+    <w:p>
+      <w:pPr>
+        <w:pStyle w:val="ListParagraph"/>
+        <w:numPr>
+          <w:ilvl w:val="0"/>
+          <w:numId w:val="3"/>
+        </w:numPr>
+        <w:rPr>
+          <w:rFonts w:ascii="Arial" w:hAnsi="Arial" w:cs="Arial"/>
+        </w:rPr>
+      </w:pPr>
+      <w:r>
+        <w:rPr>
+          <w:rFonts w:ascii="Arial" w:hAnsi="Arial" w:cs="Arial"/>
+        </w:rPr>
+        <w:t>ValidChildren (element name and vector of allowed children)</w:t>
       </w:r>
     </w:p>
     <w:sectPr>
